--- a/nexidoc/Nexi_User_Guide_v22.56.docx
+++ b/nexidoc/Nexi_User_Guide_v22.56.docx
@@ -7026,12 +7026,12 @@
     </w:p>
     <w:p>
       <w:r>
-        <w:t>The EC changes the litres per 10 cm (v22.56, Eyal 12 Oct: “its just if 1.7 EC — if less any 0.1 its 1 more AB, GH9 1.5, GH7&amp;8 0.75 … if above 1.8 then same but minus”): the litres above are for an EC of 1.70 – 1.80. Under 1.70: + 1 litre of A and + 1 litre of B per 10 cm for every 0.1 under 1.70 (GH7 &amp; GH8: 0.75 litre, GH9: 1.5 litres). Over 1.80: the same taken off for every 0.1 over 1.80, never below 0 — then water only, no A/B. Between whole 0.1s it is worked out to 0.01 of EC (EC 1.66 is 0.04 under → + 0.4 litre). The EC used is the one the dose already uses (the average of the two meters when they agree, else the one reading). No EC reading: the litres per 10 cm as set, and Nexi asks for the EC. An EC under 1.00 looks wrong: Nexi says re-measure and counts it as 1.00. PRJ11 has no EC step (500 ml per 10 cm stays) until one is set.</w:t>
-      </w:r>
-    </w:p>
-    <w:p>
-      <w:r>
-        <w:t>Examples (pure water): Pool 1 at 30 cm (30 cm to add) — EC 1.50 → 1 + 2 = 3 L per 10 cm → A 9 L and B 9 L; EC 1.66 → 1.4 L per 10 cm → A 4.2 L; EC 1.75 → A 3 L; EC 1.85 → 0.5 L per 10 cm → A 1.5 L; EC 1.90 → 0 → water only. GH9 at 30 cm (20 cm to add), EC 1.50 → 2 + 3 = 5 L per 10 cm → A 10 L. GH7 at 80 cm (20 cm), EC 1.50 → 1 + 1.5 = 2.5 L per 10 cm → A 5 L. “Nexi says” ends with the EC part, e.g. “EC under 1.70 → 3 L per 10 cm (1 + 2)”, the drawing’s proportion line shows it (“EC 1.5: 1 + 2 L”) and over-tank water still doubles the result.</w:t>
+        <w:t>The EC changes the litres per 10 cm (v22.56, Eyal 12 Oct: “its just if 1.7 EC — if less any 0.1 its 1 more AB, GH9 1.5, GH7&amp;8 0.75 … if above 1.8 then same but minus”): the litres above are for an EC of 1.70 – 1.80. Under 1.70: + 1 litre of A and + 1 litre of B per 10 cm for every 0.1 under 1.70 (GH7 &amp; GH8: 0.75 litre, GH9: 1.5 litres). Over 1.80: the same taken off for every 0.1 over 1.80, never below 0 — then water only, no A/B. Between whole 0.1s it is worked out to 0.01 of EC (EC 1.66 is 0.04 under → + 0.4 litre). The EC used is the one the dose already uses (the average of the two meters when they agree, else the one reading). No EC reading: the litres per 10 cm as set, and Nexi asks for the EC. An EC under 1.00 looks wrong (a dry probe, or 0.17 typed for 1.7): Nexi says re-measure and, until then, gives the litres per 10 cm without the EC step. PRJ11 has no EC step (500 ml per 10 cm stays) until one is set. A pool switched to 🌱 Fill rule keeps its own rule — the EC step does not apply to it (🧪 A/B by EC lists it apart).</w:t>
+      </w:r>
+    </w:p>
+    <w:p>
+      <w:r>
+        <w:t>Examples (pure water): Pool 1 at 30 cm (30 cm to add) — EC 1.50 → 1 + 2 = 3 L per 10 cm → A 9 L and B 9 L; EC 1.66 → 1.4 L per 10 cm → A 4.2 L; EC 1.75 → A 3 L; EC 1.85 → 0.5 L per 10 cm → A 1.5 L; EC 1.90 → 0 → water only (“EC 1.9 is over 1.80 — add 607 L water only, no A/B”; 1.90 is still green on the gauge). GH9 at 30 cm (20 cm to add), EC 1.50 → 2 + 3 = 5 L per 10 cm → A 10 L. GH7 at 80 cm (20 cm), EC 1.50 → 1 + 1.5 = 2.5 L per 10 cm → A 5 L. “Nexi says” ends with the EC part, e.g. “EC under 1.70 → 3 L per 10 cm (1 + 2)”, the drawing’s proportion line shows it (“EC 1.5: 1 + 2 L”) and over-tank water still doubles the result.</w:t>
       </w:r>
     </w:p>
     <w:p>
